--- a/week-3-geometry-van-hiele/week-3-pedagogical-excursion.docx
+++ b/week-3-geometry-van-hiele/week-3-pedagogical-excursion.docx
@@ -120,7 +120,7 @@
       </w:r>
       <w:r>
         <w:rPr/>
-        <w:t xml:space="preserve"> Build your own in nVoke's Builder and Export it (.json), or open the built-in van Hiele Geometry pack.</w:t>
+        <w:t xml:space="preserve"> Build your own in nVoke's Builder and Export it (.json), or open the built-in van Hiele Geometry pack. The .json is your routine, not your submission.</w:t>
       </w:r>
     </w:p>
     <w:p>
